--- a/Documentación/SICMA_Modelo_de_Base_de_Datos_v1.1.docx
+++ b/Documentación/SICMA_Modelo_de_Base_de_Datos_v1.1.docx
@@ -296,16 +296,7 @@
           <w:sz w:val="22"/>
           <w:szCs w:val="22"/>
         </w:rPr>
-        <w:t xml:space="preserve">Versión: </w:t>
-      </w:r>
-      <w:r>
-        <w:rPr>
-          <w:rFonts w:ascii="Calibri" w:hAnsi="Calibri" w:cs="Calibri"/>
-          <w:color w:val="202020"/>
-          <w:sz w:val="22"/>
-          <w:szCs w:val="22"/>
-        </w:rPr>
-        <w:t xml:space="preserve">1.1</w:t>
+        <w:t>Versión: 1.1 · revisión de alineación</w:t>
       </w:r>
     </w:p>
     <w:p>
@@ -320,16 +311,7 @@
           <w:sz w:val="22"/>
           <w:szCs w:val="22"/>
         </w:rPr>
-        <w:t xml:space="preserve">Fecha de entrega: </w:t>
-      </w:r>
-      <w:r>
-        <w:rPr>
-          <w:rFonts w:ascii="Calibri" w:hAnsi="Calibri" w:cs="Calibri"/>
-          <w:color w:val="202020"/>
-          <w:sz w:val="22"/>
-          <w:szCs w:val="22"/>
-        </w:rPr>
-        <w:t xml:space="preserve">septiembre de 2026</w:t>
+        <w:t>Actualización: 5 de octubre de 2026</w:t>
       </w:r>
     </w:p>
     <w:p>
@@ -358,7 +340,7 @@
           <w:sz w:val="20"/>
           <w:szCs w:val="20"/>
         </w:rPr>
-        <w:t xml:space="preserve">Versión 1.1 con criterios técnicos definidos.</w:t>
+        <w:t>Modelo objetivo alineado con instrucciones y Kanban; implementación a verificar en #9.</w:t>
       </w:r>
     </w:p>
     <w:p>
@@ -375,11 +357,185 @@
       </w:r>
     </w:p>
     <w:p>
+      <w:pPr>
+        <w:keepNext w:val="0"/>
+        <w:pageBreakBefore w:val="0"/>
+        <w:tabs>
+          <w:tab w:pos="8928" w:val="right" w:leader="dot"/>
+        </w:tabs>
+        <w:spacing w:after="100"/>
+      </w:pPr>
       <w:r>
         <w:fldChar w:fldCharType="begin"/>
-        <w:instrText xml:space="preserve"> TOC \o "1-3" \h \z \u </w:instrText>
+      </w:r>
+      <w:r>
+        <w:instrText> TOC \o "1-1" \h \z \u </w:instrText>
+      </w:r>
+      <w:r>
         <w:fldChar w:fldCharType="separate"/>
-        <w:t>Actualiza este campo en Word para generar el índice.</w:t>
+      </w:r>
+      <w:r>
+        <w:rPr>
+          <w:b w:val="0"/>
+          <w:sz w:val="20"/>
+        </w:rPr>
+        <w:t>1. Alcance general</w:t>
+        <w:tab/>
+        <w:t>3</w:t>
+      </w:r>
+    </w:p>
+    <w:p>
+      <w:pPr>
+        <w:keepNext w:val="0"/>
+        <w:pageBreakBefore w:val="0"/>
+        <w:tabs>
+          <w:tab w:pos="8928" w:val="right" w:leader="dot"/>
+        </w:tabs>
+        <w:spacing w:after="100"/>
+      </w:pPr>
+      <w:r>
+        <w:rPr>
+          <w:b w:val="0"/>
+          <w:sz w:val="20"/>
+        </w:rPr>
+        <w:t>2. Criterios técnicos definidos</w:t>
+        <w:tab/>
+        <w:t>3</w:t>
+      </w:r>
+    </w:p>
+    <w:p>
+      <w:pPr>
+        <w:keepNext w:val="0"/>
+        <w:pageBreakBefore w:val="0"/>
+        <w:tabs>
+          <w:tab w:pos="8928" w:val="right" w:leader="dot"/>
+        </w:tabs>
+        <w:spacing w:after="100"/>
+      </w:pPr>
+      <w:r>
+        <w:rPr>
+          <w:b w:val="0"/>
+          <w:sz w:val="20"/>
+        </w:rPr>
+        <w:t>3. Relaciones entre entidades</w:t>
+        <w:tab/>
+        <w:t>4</w:t>
+      </w:r>
+    </w:p>
+    <w:p>
+      <w:pPr>
+        <w:keepNext w:val="0"/>
+        <w:pageBreakBefore w:val="0"/>
+        <w:tabs>
+          <w:tab w:pos="8928" w:val="right" w:leader="dot"/>
+        </w:tabs>
+        <w:spacing w:after="100"/>
+      </w:pPr>
+      <w:r>
+        <w:rPr>
+          <w:b w:val="0"/>
+          <w:sz w:val="20"/>
+        </w:rPr>
+        <w:t>4. Diccionario de datos</w:t>
+        <w:tab/>
+        <w:t>4</w:t>
+      </w:r>
+    </w:p>
+    <w:p>
+      <w:pPr>
+        <w:keepNext w:val="0"/>
+        <w:pageBreakBefore w:val="0"/>
+        <w:tabs>
+          <w:tab w:pos="8928" w:val="right" w:leader="dot"/>
+        </w:tabs>
+        <w:spacing w:after="100"/>
+      </w:pPr>
+      <w:r>
+        <w:rPr>
+          <w:b w:val="0"/>
+          <w:sz w:val="20"/>
+        </w:rPr>
+        <w:t>5. Integridad y estados</w:t>
+        <w:tab/>
+        <w:t>4</w:t>
+      </w:r>
+    </w:p>
+    <w:p>
+      <w:pPr>
+        <w:keepNext w:val="0"/>
+        <w:pageBreakBefore w:val="0"/>
+        <w:tabs>
+          <w:tab w:pos="8928" w:val="right" w:leader="dot"/>
+        </w:tabs>
+        <w:spacing w:after="100"/>
+      </w:pPr>
+      <w:r>
+        <w:rPr>
+          <w:b w:val="0"/>
+          <w:sz w:val="20"/>
+        </w:rPr>
+        <w:t>6. Concurrencia e integraciones</w:t>
+        <w:tab/>
+        <w:t>5</w:t>
+      </w:r>
+    </w:p>
+    <w:p>
+      <w:pPr>
+        <w:keepNext w:val="0"/>
+        <w:pageBreakBefore w:val="0"/>
+        <w:tabs>
+          <w:tab w:pos="8928" w:val="right" w:leader="dot"/>
+        </w:tabs>
+        <w:spacing w:after="100"/>
+      </w:pPr>
+      <w:r>
+        <w:rPr>
+          <w:b w:val="0"/>
+          <w:sz w:val="20"/>
+        </w:rPr>
+        <w:t>7. Seguridad, consultas y validación</w:t>
+        <w:tab/>
+        <w:t>5</w:t>
+      </w:r>
+    </w:p>
+    <w:p>
+      <w:pPr>
+        <w:keepNext w:val="0"/>
+        <w:pageBreakBefore w:val="0"/>
+        <w:tabs>
+          <w:tab w:pos="8928" w:val="right" w:leader="dot"/>
+        </w:tabs>
+        <w:spacing w:after="100"/>
+      </w:pPr>
+      <w:r>
+        <w:rPr>
+          <w:b w:val="0"/>
+          <w:sz w:val="20"/>
+        </w:rPr>
+        <w:t>Referencias</w:t>
+        <w:tab/>
+        <w:t>5</w:t>
+      </w:r>
+    </w:p>
+    <w:p>
+      <w:pPr>
+        <w:keepNext w:val="0"/>
+        <w:pageBreakBefore w:val="0"/>
+        <w:tabs>
+          <w:tab w:pos="8928" w:val="right" w:leader="dot"/>
+        </w:tabs>
+        <w:spacing w:after="100"/>
+      </w:pPr>
+      <w:r>
+        <w:rPr>
+          <w:b w:val="0"/>
+          <w:sz w:val="20"/>
+        </w:rPr>
+        <w:t>Anexo A. Diagrama entidad-relación</w:t>
+        <w:tab/>
+        <w:t>6</w:t>
+      </w:r>
+      <w:r>
         <w:fldChar w:fldCharType="end"/>
       </w:r>
     </w:p>
@@ -402,7 +558,7 @@
         <w:jc w:val="both"/>
       </w:pPr>
       <w:r>
-        <w:t>El modelo de base de datos de SICMA cubre las áreas funcionales de negocio del sistema. El presente documento consolida el alcance del modelo relacional y fija los criterios técnicos ya adoptados por el equipo, que anteriormente figuraban como pendientes de definición.</w:t>
+        <w:t>El modelo cubre los datos necesarios para los 31 RF vigentes. Se mantiene la arquitectura MySQL y se simplifican entidades según el alcance. La existencia del diseño no acredita migraciones ni despliegue.</w:t>
       </w:r>
     </w:p>
     <w:p>
@@ -476,7 +632,7 @@
         <w:spacing w:after="60"/>
       </w:pPr>
       <w:r>
-        <w:t>Control de acceso físico a instalaciones.</w:t>
+        <w:t>Registro de decisiones de acceso físico recibidas de HID.</w:t>
       </w:r>
     </w:p>
     <w:p>
@@ -565,10 +721,7 @@
           <w:b/>
           <w:bCs/>
         </w:rPr>
-        <w:t xml:space="preserve">Configuración de parámetros generales del sistema: </w:t>
-      </w:r>
-      <w:r>
-        <w:t>fuera de alcance.</w:t>
+        <w:t>Parámetros generales de instalación fuera de la interfaz; umbrales ambientales y clasificación de activos se conservan.</w:t>
       </w:r>
     </w:p>
     <w:p>
@@ -625,7 +778,7 @@
         <w:jc w:val="both"/>
       </w:pPr>
       <w:r>
-        <w:t>A diferencia de la versión preliminar, los criterios técnicos del modelo ya se encuentran definidos y adoptados por el equipo. Se documentan a continuación como base para el diseño detallado y la implementación.</w:t>
+        <w:t>Criterios técnicos de diseño. Su ejecución se comprueba mediante esquema, migraciones y pruebas en #9 y #75.</w:t>
       </w:r>
     </w:p>
     <w:tbl>
@@ -789,49 +942,7 @@
                 <w:szCs w:val="18"/>
                 <w:color w:val="202020"/>
               </w:rPr>
-              <w:t>MySQL 8.x</w:t>
-            </w:r>
-            <w:r>
-              <w:rPr>
-                <w:sz w:val="18"/>
-                <w:szCs w:val="18"/>
-                <w:color w:val="202020"/>
-              </w:rPr>
-              <w:t xml:space="preserve"> sobre </w:t>
-            </w:r>
-            <w:r>
-              <w:rPr>
-                <w:rFonts w:ascii="Consolas" w:eastAsia="Consolas" w:hAnsi="Consolas" w:cs="Consolas"/>
-                <w:sz w:val="18"/>
-                <w:szCs w:val="18"/>
-                <w:color w:val="202020"/>
-              </w:rPr>
-              <w:t>InnoDB Cluster</w:t>
-            </w:r>
-            <w:r>
-              <w:rPr>
-                <w:sz w:val="18"/>
-                <w:szCs w:val="18"/>
-                <w:color w:val="202020"/>
-              </w:rPr>
-              <w:t xml:space="preserve"> (Group Replication + MySQL Router). Motor de almacenamiento </w:t>
-            </w:r>
-            <w:r>
-              <w:rPr>
-                <w:rFonts w:ascii="Consolas" w:eastAsia="Consolas" w:hAnsi="Consolas" w:cs="Consolas"/>
-                <w:sz w:val="18"/>
-                <w:szCs w:val="18"/>
-                <w:color w:val="202020"/>
-              </w:rPr>
-              <w:t>InnoDB</w:t>
-            </w:r>
-            <w:r>
-              <w:rPr>
-                <w:sz w:val="18"/>
-                <w:szCs w:val="18"/>
-                <w:color w:val="202020"/>
-              </w:rPr>
-              <w:t xml:space="preserve"> en todas las tablas.</w:t>
+              <w:t>MySQL InnoDB Cluster: tres nodos replicados, Router y único escritor. Prueba controlada de caída del primario en laboratorio.</w:t>
             </w:r>
           </w:p>
         </w:tc>
@@ -1394,7 +1505,7 @@
           <w:i/>
           <w:iCs/>
         </w:rPr>
-        <w:t>Estos criterios son la referencia oficial del proyecto y prevalecen sobre cualquier definición tentativa anterior.</w:t>
+        <w:t>La dedicación confirmada es de 15 horas semanales por integrante: 3 personas × 15 h × 18 semanas = 810 horas-persona (270 por persona). El Kanban agrupa 36 tareas y 720 horas estimadas, con 90 horas de reserva dentro del mismo semestre; no son horas ejecutadas.</w:t>
       </w:r>
     </w:p>
     <w:p>
@@ -1411,7 +1522,7 @@
         <w:jc w:val="both"/>
       </w:pPr>
       <w:r>
-        <w:t>Las relaciones del modelo se representan mediante diagramas entidad-relación, organizados por área funcional (activos y telemetría; intervenciones; personas y accesos; alertas y comunicaciones). Estos diagramas se incorporan como anexo una vez estabilizada la estructura de tablas.</w:t>
+        <w:t>El anexo muestra entidades principales. El diccionario de clases de esta revisión identifica tablas objetivo; el DDL histórico debe migrarse, no usarse como prueba de coherencia actual.</w:t>
       </w:r>
     </w:p>
     <w:p>
@@ -1433,7 +1544,7 @@
         <w:spacing w:after="60"/>
       </w:pPr>
       <w:r>
-        <w:t>Entre activos y sus ubicaciones físicas (jerárquicas).</w:t>
+        <w:t>Activos clasificados por tipo, ubicación y estado.</w:t>
       </w:r>
     </w:p>
     <w:p>
@@ -1472,7 +1583,7 @@
         <w:spacing w:after="60"/>
       </w:pPr>
       <w:r>
-        <w:t>Entre personas, permisos y los puntos de acceso físico.</w:t>
+        <w:t>Puntos de acceso y eventos con identidad externa; sin permisos físicos en SICMA.</w:t>
       </w:r>
     </w:p>
     <w:p>
@@ -1485,7 +1596,7 @@
         <w:spacing w:after="60"/>
       </w:pPr>
       <w:r>
-        <w:t>Entre alertas y sus fuentes de origen (IoT, biometría y sistemas externos).</w:t>
+        <w:t>Alertas de origen ambiental o Zabbix y evidencia de notificación.</w:t>
       </w:r>
     </w:p>
     <w:p>
@@ -1554,7 +1665,7 @@
         <w:spacing w:after="60"/>
       </w:pPr>
       <w:r>
-        <w:t>Reglas de alerta y notificaciones.</w:t>
+        <w:t>Umbrales ambientales, alertas y notificaciones.</w:t>
       </w:r>
     </w:p>
     <w:p>
@@ -1567,7 +1678,7 @@
         <w:spacing w:after="60"/>
       </w:pPr>
       <w:r>
-        <w:t>Personas, permisos y accesos físicos.</w:t>
+        <w:t>Eventos de acceso y puntos de origen HID.</w:t>
       </w:r>
     </w:p>
     <w:p>
@@ -1602,7 +1713,7 @@
         <w:jc w:val="both"/>
       </w:pPr>
       <w:r>
-        <w:t>Cada tabla define sus campos, tipos de datos, claves primarias y foráneas, restricciones de unicidad y reglas de negocio específicas, conforme a las convenciones adoptadas.</w:t>
+        <w:t>Definir el esquema físico y las migraciones según el diccionario vigente, conservando trazabilidad. El script sicma_schema.sql anterior es un antecedente técnico y no la línea base actual.</w:t>
       </w:r>
     </w:p>
     <w:p>
@@ -1656,10 +1767,7 @@
           <w:b/>
           <w:bCs/>
         </w:rPr>
-        <w:t>ON DELETE CASCADE</w:t>
-      </w:r>
-      <w:r>
-        <w:t xml:space="preserve"> donde una entidad hija carece de sentido sin su padre (por ejemplo, las ventanas horarias de un permiso de acceso).</w:t>
+        <w:t>No usar cascadas que eliminen historial. Las eliminaciones de datos de prueba requieren una operación controlada fuera de los flujos normales.</w:t>
       </w:r>
     </w:p>
     <w:p>
@@ -1688,7 +1796,7 @@
         <w:jc w:val="both"/>
       </w:pPr>
       <w:r>
-        <w:t>Los estados específicos de cada entidad (activos, alertas, intervenciones, permisos, entre otros) se implementan mediante columnas de tipo ENUM, lo que restringe los valores válidos a nivel de motor. Las transiciones entre estados se controlan en la capa de aplicación.</w:t>
+        <w:t>Estados controlados para activos e intervenciones; transiciones autorizadas en servidor y registradas en historial.</w:t>
       </w:r>
     </w:p>
     <w:p>
@@ -1696,7 +1804,7 @@
         <w:pStyle w:val="heading10"/>
       </w:pPr>
       <w:r>
-        <w:t>6. Concurrencia y ventanas de trabajo</w:t>
+        <w:t>6. Concurrencia e integraciones</w:t>
       </w:r>
     </w:p>
     <w:p>
@@ -1705,7 +1813,7 @@
         <w:jc w:val="both"/>
       </w:pPr>
       <w:r>
-        <w:t>El modelo considera mecanismos para el acceso concurrente a la información, con foco en la planificación y ejecución de intervenciones. En particular:</w:t>
+        <w:t>Se controla la repetición y concurrencia de mensajes y cambios de estado:</w:t>
       </w:r>
     </w:p>
     <w:p>
@@ -1718,7 +1826,7 @@
         <w:spacing w:after="60"/>
       </w:pPr>
       <w:r>
-        <w:t>Detección de solapamientos de reservas de recurso por activo o ubicación y rango de fechas, apoyada en índices específicos. La validación de cruce de horarios se resuelve en la capa de aplicación, dado que MySQL no ofrece restricciones de exclusión por rango de forma nativa.</w:t>
+        <w:t>Claves únicas para respuestas Forms, eventos de calendario, lecturas y eventos HID/Zabbix. Las operaciones repetidas no crean duplicados.</w:t>
       </w:r>
     </w:p>
     <w:p>
@@ -1731,7 +1839,7 @@
         <w:spacing w:after="60"/>
       </w:pPr>
       <w:r>
-        <w:t>Control de versiones en entidades sujetas a cambios controlados (por ejemplo, umbrales ambientales y reglas de alerta), mediante un atributo de versión.</w:t>
+        <w:t>Decisiones y ejecución comprueban el estado vigente. El calendario compartido pertenece a Power Automate; no se modela ReservaRecurso ni un motor de solapamientos.</w:t>
       </w:r>
     </w:p>
     <w:p>
@@ -1798,10 +1906,7 @@
           <w:b/>
           <w:bCs/>
         </w:rPr>
-        <w:t xml:space="preserve">Tablas de solo inserción (append-only): </w:t>
-      </w:r>
-      <w:r>
-        <w:t>determinadas tablas de registro histórico (por ejemplo, mediciones y eventos de acceso) se tratan como inmutables. La restricción de UPDATE/DELETE se aplica mediante permisos de la cuenta de aplicación en la capa de acceso a datos, ya que MySQL no lo impide por tabla de forma nativa.</w:t>
+        <w:t>Mediciones, eventos e historial son de solo inserción en los flujos de negocio. Aplicar permisos específicos y controles de servicio para impedir UPDATE/DELETE no autorizados.</w:t>
       </w:r>
     </w:p>
     <w:p>
@@ -1810,7 +1915,7 @@
         <w:jc w:val="both"/>
       </w:pPr>
       <w:r>
-        <w:t>Asimismo, se prevé disponer de vistas o reportes para fines analíticos. Las definiciones concretas y las pruebas de validación se abordan en la fase de implementación del modelo.</w:t>
+        <w:t>Power BI consume datos con cuenta de lectura. Se prueban restricciones, actualización y correspondencia con la fuente.</w:t>
       </w:r>
     </w:p>
     <w:p>
@@ -1827,7 +1932,7 @@
         <w:jc w:val="both"/>
       </w:pPr>
       <w:r>
-        <w:t>Equipo SICMA. (2026). Documento de requerimientos; Documento de casos de uso; Documento de diagrama de clases; Documento de diagramas de actividad [Documentos académicos internos].</w:t>
+        <w:t>Equipo SICMA. (2026). Instrucciones, RHU, casos y clases; revisión de alineación del 5 de octubre de 2026.</w:t>
       </w:r>
     </w:p>
     <w:p>
@@ -1869,7 +1974,7 @@
           <w:sz w:val="21"/>
           <w:szCs w:val="21"/>
         </w:rPr>
-        <w:t xml:space="preserve">Modelo relacional de SICMA sobre MySQL 8.x. Las 25 tablas corresponden una a una con las clases del documento de diagrama de clases, según la sección 5.1 de ese documento.</w:t>
+        <w:t>Modelo objetivo de 17 entidades. El diagrama resume relaciones; atributos y tablas figuran en el diccionario de clases. No representa un esquema ya desplegado.</w:t>
       </w:r>
     </w:p>
     <w:p xmlns:a="http://schemas.openxmlformats.org/drawingml/2006/main" xmlns:pic="http://schemas.openxmlformats.org/drawingml/2006/picture">
@@ -1881,7 +1986,7 @@
       <w:r>
         <w:drawing>
           <wp:inline distT="0" distB="0" distL="0" distR="0">
-            <wp:extent cx="6396142" cy="4709160"/>
+            <wp:extent cx="5852160" cy="4242816"/>
             <wp:effectExtent l="0" t="0" r="0" b="0"/>
             <wp:docPr id="950" name="DiagramaER" descr="Diagrama entidad-relacion de SICMA"/>
             <wp:cNvGraphicFramePr>
@@ -1903,7 +2008,7 @@
                   <pic:spPr>
                     <a:xfrm>
                       <a:off x="0" y="0"/>
-                      <a:ext cx="6396142" cy="4709160"/>
+                      <a:ext cx="5852160" cy="4242816"/>
                     </a:xfrm>
                     <a:prstGeom prst="rect">
                       <a:avLst/>
